--- a/Documentation/Importing images from PACS using Velocity.docx
+++ b/Documentation/Importing images from PACS using Velocity.docx
@@ -3152,8 +3152,8 @@
 </file>
 
 <file path=customXml/item1.xml><?xml version="1.0" encoding="utf-8"?>
-<ct:contentTypeSchema xmlns:ct="http://schemas.microsoft.com/office/2006/metadata/contentType" xmlns:ma="http://schemas.microsoft.com/office/2006/metadata/properties/metaAttributes" ct:_="" ma:_="" ma:contentTypeName="Document" ma:contentTypeID="0x0101003F5ED4C9C3BCF64FB602E6BC73E05343" ma:contentTypeVersion="14" ma:contentTypeDescription="Create a new document." ma:contentTypeScope="" ma:versionID="84ad4500093d8cce141228b2666f3178">
-  <xsd:schema xmlns:xsd="http://www.w3.org/2001/XMLSchema" xmlns:xs="http://www.w3.org/2001/XMLSchema" xmlns:p="http://schemas.microsoft.com/office/2006/metadata/properties" xmlns:ns2="347c6671-e14e-499f-bdff-5abebf9f2841" xmlns:ns3="ad65eebb-9aa8-49dc-954e-2f274fb67fdf" targetNamespace="http://schemas.microsoft.com/office/2006/metadata/properties" ma:root="true" ma:fieldsID="aadbcc4f16761b3802fabc9c32c18a0d" ns2:_="" ns3:_="">
+<ct:contentTypeSchema xmlns:ct="http://schemas.microsoft.com/office/2006/metadata/contentType" xmlns:ma="http://schemas.microsoft.com/office/2006/metadata/properties/metaAttributes" ct:_="" ma:_="" ma:contentTypeName="Document" ma:contentTypeID="0x0101003F5ED4C9C3BCF64FB602E6BC73E05343" ma:contentTypeVersion="14" ma:contentTypeDescription="Create a new document." ma:contentTypeScope="" ma:versionID="b589f7e5eeb6bec19614f33cf7f0cf85">
+  <xsd:schema xmlns:xsd="http://www.w3.org/2001/XMLSchema" xmlns:xs="http://www.w3.org/2001/XMLSchema" xmlns:p="http://schemas.microsoft.com/office/2006/metadata/properties" xmlns:ns2="347c6671-e14e-499f-bdff-5abebf9f2841" xmlns:ns3="ad65eebb-9aa8-49dc-954e-2f274fb67fdf" targetNamespace="http://schemas.microsoft.com/office/2006/metadata/properties" ma:root="true" ma:fieldsID="7942d335befb87718259710f93a11325" ns2:_="" ns3:_="">
     <xsd:import namespace="347c6671-e14e-499f-bdff-5abebf9f2841"/>
     <xsd:import namespace="ad65eebb-9aa8-49dc-954e-2f274fb67fdf"/>
     <xsd:element name="properties">
@@ -3401,7 +3401,7 @@
 </file>
 
 <file path=customXml/itemProps1.xml><?xml version="1.0" encoding="utf-8"?>
-<ds:datastoreItem xmlns:ds="http://schemas.openxmlformats.org/officeDocument/2006/customXml" ds:itemID="{BBC46667-CA54-478B-A82D-92E7677AEC36}"/>
+<ds:datastoreItem xmlns:ds="http://schemas.openxmlformats.org/officeDocument/2006/customXml" ds:itemID="{45402F7B-5DAE-4788-970D-14018F06FB5D}"/>
 </file>
 
 <file path=customXml/itemProps2.xml><?xml version="1.0" encoding="utf-8"?>
